--- a/Análise de Dados com Python T3 - M1S11 - Exercícios.docx
+++ b/Análise de Dados com Python T3 - M1S11 - Exercícios.docx
@@ -47,9 +47,16 @@
             <w:tcW w:w="5100" w:type="dxa"/>
           </w:tcPr>
           <w:p>
+            <w:pPr>
+              <w:spacing w:after="200" w:line="276" w:lineRule="auto"/>
+            </w:pPr>
             <w:r>
               <w:rPr>
+                <w:rFonts w:ascii="Aptos" w:hAnsi="Aptos" w:eastAsia="ＭＳ 明朝" w:cs="Aptos" w:eastAsiaTheme="minorEastAsia" w:csTheme="minorBidi"/>
                 <w:b/>
+                <w:bCs/>
+                <w:sz w:val="21"/>
+                <w:szCs w:val="22"/>
               </w:rPr>
               <w:t>Aluno(a):</w:t>
             </w:r>
@@ -60,8 +67,16 @@
             <w:tcW w:w="5100" w:type="dxa"/>
           </w:tcPr>
           <w:p>
+            <w:pPr>
+              <w:spacing w:after="200" w:line="276" w:lineRule="auto"/>
+            </w:pPr>
             <w:r>
-              <w:t>____________________________________________</w:t>
+              <w:rPr>
+                <w:rFonts w:ascii="Aptos" w:hAnsi="Aptos" w:eastAsia="ＭＳ 明朝" w:cs="Aptos" w:eastAsiaTheme="minorEastAsia" w:csTheme="minorBidi"/>
+                <w:sz w:val="21"/>
+                <w:szCs w:val="22"/>
+              </w:rPr>
+              <w:t>_Alessandro Quaresma dos Santos___________________________________________</w:t>
             </w:r>
           </w:p>
         </w:tc>
@@ -108,9 +123,16 @@
             <w:tcW w:w="5100" w:type="dxa"/>
           </w:tcPr>
           <w:p>
+            <w:pPr>
+              <w:spacing w:after="200" w:line="276" w:lineRule="auto"/>
+            </w:pPr>
             <w:r>
               <w:rPr>
+                <w:rFonts w:ascii="Aptos" w:hAnsi="Aptos" w:eastAsia="ＭＳ 明朝" w:cs="Aptos" w:eastAsiaTheme="minorEastAsia" w:csTheme="minorBidi"/>
                 <w:b/>
+                <w:bCs/>
+                <w:sz w:val="21"/>
+                <w:szCs w:val="22"/>
               </w:rPr>
               <w:t>Data:</w:t>
             </w:r>
@@ -121,8 +143,16 @@
             <w:tcW w:w="5100" w:type="dxa"/>
           </w:tcPr>
           <w:p>
+            <w:pPr>
+              <w:spacing w:after="200" w:line="276" w:lineRule="auto"/>
+            </w:pPr>
             <w:r>
-              <w:t>____ / ____ / ______</w:t>
+              <w:rPr>
+                <w:rFonts w:ascii="Aptos" w:hAnsi="Aptos" w:eastAsia="ＭＳ 明朝" w:cs="Aptos" w:eastAsiaTheme="minorEastAsia" w:csTheme="minorBidi"/>
+                <w:sz w:val="21"/>
+                <w:szCs w:val="22"/>
+              </w:rPr>
+              <w:t>_14___ / __09_ / _2026_____</w:t>
             </w:r>
           </w:p>
         </w:tc>
@@ -330,9 +360,24 @@
                   </w:pPr>
                   <w:r>
                     <w:rPr>
+                      <w:rFonts w:ascii="Aptos" w:hAnsi="Aptos" w:eastAsia="ＭＳ 明朝" w:cs="Aptos" w:eastAsiaTheme="minorEastAsia" w:csTheme="minorBidi"/>
                       <w:b/>
+                      <w:bCs/>
+                      <w:sz w:val="21"/>
+                      <w:szCs w:val="22"/>
+                      <w:highlight w:val="black"/>
                     </w:rPr>
-                    <w:t>☐ C</w:t>
+                    <w:t>☐</w:t>
+                  </w:r>
+                  <w:r>
+                    <w:rPr>
+                      <w:rFonts w:ascii="Aptos" w:hAnsi="Aptos" w:eastAsia="ＭＳ 明朝" w:cs="Aptos" w:eastAsiaTheme="minorEastAsia" w:csTheme="minorBidi"/>
+                      <w:b/>
+                      <w:bCs/>
+                      <w:sz w:val="21"/>
+                      <w:szCs w:val="22"/>
+                    </w:rPr>
+                    <w:t xml:space="preserve"> C</w:t>
                   </w:r>
                 </w:p>
               </w:tc>
@@ -541,9 +586,24 @@
                   </w:pPr>
                   <w:r>
                     <w:rPr>
+                      <w:rFonts w:ascii="Aptos" w:hAnsi="Aptos" w:eastAsia="ＭＳ 明朝" w:cs="Aptos" w:eastAsiaTheme="minorEastAsia" w:csTheme="minorBidi"/>
                       <w:b/>
+                      <w:bCs/>
+                      <w:sz w:val="21"/>
+                      <w:szCs w:val="22"/>
+                      <w:highlight w:val="black"/>
                     </w:rPr>
-                    <w:t>☐ B</w:t>
+                    <w:t>☐</w:t>
+                  </w:r>
+                  <w:r>
+                    <w:rPr>
+                      <w:rFonts w:ascii="Aptos" w:hAnsi="Aptos" w:eastAsia="ＭＳ 明朝" w:cs="Aptos" w:eastAsiaTheme="minorEastAsia" w:csTheme="minorBidi"/>
+                      <w:b/>
+                      <w:bCs/>
+                      <w:sz w:val="21"/>
+                      <w:szCs w:val="22"/>
+                    </w:rPr>
+                    <w:t xml:space="preserve"> B</w:t>
                   </w:r>
                 </w:p>
               </w:tc>
@@ -884,9 +944,24 @@
                   </w:pPr>
                   <w:r>
                     <w:rPr>
+                      <w:rFonts w:ascii="Aptos" w:hAnsi="Aptos" w:eastAsia="ＭＳ 明朝" w:cs="Aptos" w:eastAsiaTheme="minorEastAsia" w:csTheme="minorBidi"/>
                       <w:b/>
+                      <w:bCs/>
+                      <w:sz w:val="21"/>
+                      <w:szCs w:val="22"/>
+                      <w:highlight w:val="black"/>
                     </w:rPr>
-                    <w:t>☐ E</w:t>
+                    <w:t>☐</w:t>
+                  </w:r>
+                  <w:r>
+                    <w:rPr>
+                      <w:rFonts w:ascii="Aptos" w:hAnsi="Aptos" w:eastAsia="ＭＳ 明朝" w:cs="Aptos" w:eastAsiaTheme="minorEastAsia" w:csTheme="minorBidi"/>
+                      <w:b/>
+                      <w:bCs/>
+                      <w:sz w:val="21"/>
+                      <w:szCs w:val="22"/>
+                    </w:rPr>
+                    <w:t xml:space="preserve"> E</w:t>
                   </w:r>
                 </w:p>
               </w:tc>
@@ -1100,9 +1175,24 @@
                   </w:pPr>
                   <w:r>
                     <w:rPr>
+                      <w:rFonts w:ascii="Aptos" w:hAnsi="Aptos" w:eastAsia="ＭＳ 明朝" w:cs="Aptos" w:eastAsiaTheme="minorEastAsia" w:csTheme="minorBidi"/>
                       <w:b/>
+                      <w:bCs/>
+                      <w:sz w:val="21"/>
+                      <w:szCs w:val="22"/>
+                      <w:highlight w:val="black"/>
                     </w:rPr>
-                    <w:t>☐ D</w:t>
+                    <w:t>☐</w:t>
+                  </w:r>
+                  <w:r>
+                    <w:rPr>
+                      <w:rFonts w:ascii="Aptos" w:hAnsi="Aptos" w:eastAsia="ＭＳ 明朝" w:cs="Aptos" w:eastAsiaTheme="minorEastAsia" w:csTheme="minorBidi"/>
+                      <w:b/>
+                      <w:bCs/>
+                      <w:sz w:val="21"/>
+                      <w:szCs w:val="22"/>
+                    </w:rPr>
+                    <w:t xml:space="preserve"> D</w:t>
                   </w:r>
                 </w:p>
               </w:tc>
@@ -1311,9 +1401,24 @@
                   </w:pPr>
                   <w:r>
                     <w:rPr>
+                      <w:rFonts w:ascii="Aptos" w:hAnsi="Aptos" w:eastAsia="ＭＳ 明朝" w:cs="Aptos" w:eastAsiaTheme="minorEastAsia" w:csTheme="minorBidi"/>
                       <w:b/>
+                      <w:bCs/>
+                      <w:sz w:val="21"/>
+                      <w:szCs w:val="22"/>
+                      <w:highlight w:val="black"/>
                     </w:rPr>
-                    <w:t>☐ C</w:t>
+                    <w:t>☐</w:t>
+                  </w:r>
+                  <w:r>
+                    <w:rPr>
+                      <w:rFonts w:ascii="Aptos" w:hAnsi="Aptos" w:eastAsia="ＭＳ 明朝" w:cs="Aptos" w:eastAsiaTheme="minorEastAsia" w:csTheme="minorBidi"/>
+                      <w:b/>
+                      <w:bCs/>
+                      <w:sz w:val="21"/>
+                      <w:szCs w:val="22"/>
+                    </w:rPr>
+                    <w:t xml:space="preserve"> C</w:t>
                   </w:r>
                 </w:p>
               </w:tc>
@@ -1489,9 +1594,24 @@
                   </w:pPr>
                   <w:r>
                     <w:rPr>
+                      <w:rFonts w:ascii="Aptos" w:hAnsi="Aptos" w:eastAsia="ＭＳ 明朝" w:cs="Aptos" w:eastAsiaTheme="minorEastAsia" w:csTheme="minorBidi"/>
                       <w:b/>
+                      <w:bCs/>
+                      <w:sz w:val="21"/>
+                      <w:szCs w:val="22"/>
+                      <w:highlight w:val="black"/>
                     </w:rPr>
-                    <w:t>☐ A</w:t>
+                    <w:t>☐</w:t>
+                  </w:r>
+                  <w:r>
+                    <w:rPr>
+                      <w:rFonts w:ascii="Aptos" w:hAnsi="Aptos" w:eastAsia="ＭＳ 明朝" w:cs="Aptos" w:eastAsiaTheme="minorEastAsia" w:csTheme="minorBidi"/>
+                      <w:b/>
+                      <w:bCs/>
+                      <w:sz w:val="21"/>
+                      <w:szCs w:val="22"/>
+                    </w:rPr>
+                    <w:t xml:space="preserve"> A</w:t>
                   </w:r>
                 </w:p>
               </w:tc>
@@ -1772,9 +1892,24 @@
                   </w:pPr>
                   <w:r>
                     <w:rPr>
+                      <w:rFonts w:ascii="Aptos" w:hAnsi="Aptos" w:eastAsia="ＭＳ 明朝" w:cs="Aptos" w:eastAsiaTheme="minorEastAsia" w:csTheme="minorBidi"/>
                       <w:b/>
+                      <w:bCs/>
+                      <w:sz w:val="21"/>
+                      <w:szCs w:val="22"/>
+                      <w:highlight w:val="black"/>
                     </w:rPr>
-                    <w:t>☐ B</w:t>
+                    <w:t>☐</w:t>
+                  </w:r>
+                  <w:r>
+                    <w:rPr>
+                      <w:rFonts w:ascii="Aptos" w:hAnsi="Aptos" w:eastAsia="ＭＳ 明朝" w:cs="Aptos" w:eastAsiaTheme="minorEastAsia" w:csTheme="minorBidi"/>
+                      <w:b/>
+                      <w:bCs/>
+                      <w:sz w:val="21"/>
+                      <w:szCs w:val="22"/>
+                    </w:rPr>
+                    <w:t xml:space="preserve"> B</w:t>
                   </w:r>
                 </w:p>
               </w:tc>
@@ -2082,9 +2217,24 @@
                   </w:pPr>
                   <w:r>
                     <w:rPr>
+                      <w:rFonts w:ascii="Aptos" w:hAnsi="Aptos" w:eastAsia="ＭＳ 明朝" w:cs="Aptos" w:eastAsiaTheme="minorEastAsia" w:csTheme="minorBidi"/>
                       <w:b/>
+                      <w:bCs/>
+                      <w:sz w:val="21"/>
+                      <w:szCs w:val="22"/>
+                      <w:highlight w:val="black"/>
                     </w:rPr>
-                    <w:t>☐ D</w:t>
+                    <w:t>☐</w:t>
+                  </w:r>
+                  <w:r>
+                    <w:rPr>
+                      <w:rFonts w:ascii="Aptos" w:hAnsi="Aptos" w:eastAsia="ＭＳ 明朝" w:cs="Aptos" w:eastAsiaTheme="minorEastAsia" w:csTheme="minorBidi"/>
+                      <w:b/>
+                      <w:bCs/>
+                      <w:sz w:val="21"/>
+                      <w:szCs w:val="22"/>
+                    </w:rPr>
+                    <w:t xml:space="preserve"> D</w:t>
                   </w:r>
                 </w:p>
               </w:tc>
@@ -2293,9 +2443,24 @@
                   </w:pPr>
                   <w:r>
                     <w:rPr>
+                      <w:rFonts w:ascii="Aptos" w:hAnsi="Aptos" w:eastAsia="ＭＳ 明朝" w:cs="Aptos" w:eastAsiaTheme="minorEastAsia" w:csTheme="minorBidi"/>
                       <w:b/>
+                      <w:bCs/>
+                      <w:sz w:val="21"/>
+                      <w:szCs w:val="22"/>
+                      <w:highlight w:val="black"/>
                     </w:rPr>
-                    <w:t>☐ C</w:t>
+                    <w:t>☐</w:t>
+                  </w:r>
+                  <w:r>
+                    <w:rPr>
+                      <w:rFonts w:ascii="Aptos" w:hAnsi="Aptos" w:eastAsia="ＭＳ 明朝" w:cs="Aptos" w:eastAsiaTheme="minorEastAsia" w:csTheme="minorBidi"/>
+                      <w:b/>
+                      <w:bCs/>
+                      <w:sz w:val="21"/>
+                      <w:szCs w:val="22"/>
+                    </w:rPr>
+                    <w:t xml:space="preserve"> C</w:t>
                   </w:r>
                 </w:p>
               </w:tc>
@@ -2476,9 +2641,24 @@
                   </w:pPr>
                   <w:r>
                     <w:rPr>
+                      <w:rFonts w:ascii="Aptos" w:hAnsi="Aptos" w:eastAsia="ＭＳ 明朝" w:cs="Aptos" w:eastAsiaTheme="minorEastAsia" w:csTheme="minorBidi"/>
                       <w:b/>
+                      <w:bCs/>
+                      <w:sz w:val="21"/>
+                      <w:szCs w:val="22"/>
+                      <w:highlight w:val="black"/>
                     </w:rPr>
-                    <w:t>☐ A</w:t>
+                    <w:t>☐</w:t>
+                  </w:r>
+                  <w:r>
+                    <w:rPr>
+                      <w:rFonts w:ascii="Aptos" w:hAnsi="Aptos" w:eastAsia="ＭＳ 明朝" w:cs="Aptos" w:eastAsiaTheme="minorEastAsia" w:csTheme="minorBidi"/>
+                      <w:b/>
+                      <w:bCs/>
+                      <w:sz w:val="21"/>
+                      <w:szCs w:val="22"/>
+                    </w:rPr>
+                    <w:t xml:space="preserve"> A</w:t>
                   </w:r>
                 </w:p>
               </w:tc>
@@ -2669,25 +2849,21 @@
 </file>
 
 <file path=word/footer1.xml><?xml version="1.0" encoding="utf-8"?>
-<w:ftr xmlns:wpc="http://schemas.microsoft.com/office/word/2010/wordprocessingCanvas" xmlns:cx="http://schemas.microsoft.com/office/drawing/2014/chartex" xmlns:cx1="http://schemas.microsoft.com/office/drawing/2015/9/8/chartex" xmlns:cx2="http://schemas.microsoft.com/office/drawing/2015/10/21/chartex" xmlns:cx3="http://schemas.microsoft.com/office/drawing/2016/5/9/chartex" xmlns:cx4="http://schemas.microsoft.com/office/drawing/2016/5/10/chartex" xmlns:cx5="http://schemas.microsoft.com/office/drawing/2016/5/11/chartex" xmlns:cx6="http://schemas.microsoft.com/office/drawing/2016/5/12/chartex" xmlns:cx7="http://schemas.microsoft.com/office/drawing/2016/5/13/chartex" xmlns:cx8="http://schemas.microsoft.com/office/drawing/2016/5/14/chartex" xmlns:mc="http://schemas.openxmlformats.org/markup-compatibility/2006" xmlns:aink="http://schemas.microsoft.com/office/drawing/2016/ink" xmlns:am3d="http://schemas.microsoft.com/office/drawing/2017/model3d" xmlns:o="urn:schemas-microsoft-com:office:office" xmlns:oel="http://schemas.microsoft.com/office/2019/extlst" xmlns:r="http://schemas.openxmlformats.org/officeDocument/2006/relationships" xmlns:m="http://schemas.openxmlformats.org/officeDocument/2006/math" xmlns:v="urn:schemas-microsoft-com:vml" xmlns:wp14="http://schemas.microsoft.com/office/word/2010/wordprocessingDrawing" xmlns:wp="http://schemas.openxmlformats.org/drawingml/2006/wordprocessingDrawing" xmlns:w10="urn:schemas-microsoft-com:office:word" xmlns:w="http://schemas.openxmlformats.org/wordprocessingml/2006/main" xmlns:w14="http://schemas.microsoft.com/office/word/2010/wordml" xmlns:w15="http://schemas.microsoft.com/office/word/2012/wordml" xmlns:w16cex="http://schemas.microsoft.com/office/word/2018/wordml/cex" xmlns:w16cid="http://schemas.microsoft.com/office/word/2016/wordml/cid" xmlns:w16="http://schemas.microsoft.com/office/word/2018/wordml" xmlns:w16du="http://schemas.microsoft.com/office/word/2023/wordml/word16du" xmlns:w16sdtdh="http://schemas.microsoft.com/office/word/2020/wordml/sdtdatahash" xmlns:w16sdtfl="http://schemas.microsoft.com/office/word/2024/wordml/sdtformatlock" xmlns:w16se="http://schemas.microsoft.com/office/word/2015/wordml/symex" xmlns:wpg="http://schemas.microsoft.com/office/word/2010/wordprocessingGroup" xmlns:wpi="http://schemas.microsoft.com/office/word/2010/wordprocessingInk" xmlns:wne="http://schemas.microsoft.com/office/word/2006/wordml" xmlns:wps="http://schemas.microsoft.com/office/word/2010/wordprocessingShape" mc:Ignorable="w14 w15 w16se w16cid w16 w16cex w16sdtdh w16sdtfl w16du wp14">
+<w:ftr xmlns:wpc="http://schemas.microsoft.com/office/word/2010/wordprocessingCanvas" xmlns:mc="http://schemas.openxmlformats.org/markup-compatibility/2006" xmlns:o="urn:schemas-microsoft-com:office:office" xmlns:r="http://schemas.openxmlformats.org/officeDocument/2006/relationships" xmlns:m="http://schemas.openxmlformats.org/officeDocument/2006/math" xmlns:v="urn:schemas-microsoft-com:vml" xmlns:wp14="http://schemas.microsoft.com/office/word/2010/wordprocessingDrawing" xmlns:wp="http://schemas.openxmlformats.org/drawingml/2006/wordprocessingDrawing" xmlns:w10="urn:schemas-microsoft-com:office:word" xmlns:w="http://schemas.openxmlformats.org/wordprocessingml/2006/main" xmlns:w14="http://schemas.microsoft.com/office/word/2010/wordml" xmlns:w15="http://schemas.microsoft.com/office/word/2012/wordml" xmlns:w16se="http://schemas.microsoft.com/office/word/2015/wordml/symex" xmlns:w16cid="http://schemas.microsoft.com/office/word/2016/wordml/cid" xmlns:w16="http://schemas.microsoft.com/office/word/2018/wordml" xmlns:w16cex="http://schemas.microsoft.com/office/word/2018/wordml/cex" xmlns:w16sdtdh="http://schemas.microsoft.com/office/word/2020/wordml/sdtdatahash" xmlns:wne="http://schemas.microsoft.com/office/word/2006/wordml" xmlns:wpg="http://schemas.microsoft.com/office/word/2010/wordprocessingGroup" xmlns:wps="http://schemas.microsoft.com/office/word/2010/wordprocessingShape">
   <w:p>
     <w:pPr>
       <w:pStyle w:val="Rodap"/>
       <w:jc w:val="center"/>
     </w:pPr>
-    <w:proofErr w:type="spellStart"/>
     <w:r>
       <w:t>Análise</w:t>
     </w:r>
-    <w:proofErr w:type="spellEnd"/>
     <w:r>
       <w:t xml:space="preserve"> de Dados com Python [T3] – </w:t>
     </w:r>
-    <w:proofErr w:type="spellStart"/>
     <w:r>
       <w:t>Módulo</w:t>
     </w:r>
-    <w:proofErr w:type="spellEnd"/>
     <w:r>
       <w:t xml:space="preserve"> 1 – Semana 11</w:t>
     </w:r>
